--- a/clients/給食王/youtube/01_撮影進行台本_0821.docx
+++ b/clients/給食王/youtube/01_撮影進行台本_0821.docx
@@ -2049,7 +2049,7 @@
                 <w:sz w:val="18"/>
                 <w:szCs w:val="18"/>
               </w:rPr>
-              <w:t xml:space="preserve">Q0で場を温める</w:t>
+              <w:t xml:space="preserve">Q00-1→Q00-2自己紹介で入り</w:t>
             </w:r>
           </w:p>
         </w:tc>
@@ -2091,7 +2091,7 @@
                 <w:sz w:val="18"/>
                 <w:szCs w:val="18"/>
               </w:rPr>
-              <w:t xml:space="preserve">【午前】ロング本編インタビュー（①〜⑧通し）</w:t>
+              <w:t xml:space="preserve">【午前】ロング本編インタビュー（⓪自己紹介→①〜⑧通し）</w:t>
             </w:r>
           </w:p>
         </w:tc>
@@ -2505,6 +2505,125 @@
           <w:sz w:val="22"/>
           <w:szCs w:val="22"/>
         </w:rPr>
+        <w:t xml:space="preserve">⓪ オープニング（自己紹介）｜想定尺 1〜2分</w:t>
+      </w:r>
+    </w:p>
+    <w:p>
+      <w:pPr>
+        <w:pStyle w:val="ListParagraph"/>
+        <w:numPr>
+          <w:ilvl w:val="0"/>
+          <w:numId w:val="1"/>
+        </w:numPr>
+        <w:spacing w:after="40"/>
+      </w:pPr>
+      <w:r>
+        <w:rPr>
+          <w:b/>
+          <w:bCs/>
+          <w:sz w:val="18"/>
+          <w:szCs w:val="18"/>
+        </w:rPr>
+        <w:t xml:space="preserve">質問：</w:t>
+      </w:r>
+      <w:r>
+        <w:rPr>
+          <w:sz w:val="18"/>
+          <w:szCs w:val="18"/>
+        </w:rPr>
+        <w:t xml:space="preserve">Q00-1（アイスブレイク）/ Q00-2★（自己紹介：名前・肩書き・何屋か）</w:t>
+      </w:r>
+    </w:p>
+    <w:p>
+      <w:pPr>
+        <w:pStyle w:val="ListParagraph"/>
+        <w:numPr>
+          <w:ilvl w:val="0"/>
+          <w:numId w:val="1"/>
+        </w:numPr>
+        <w:spacing w:after="40"/>
+      </w:pPr>
+      <w:r>
+        <w:rPr>
+          <w:b/>
+          <w:bCs/>
+          <w:sz w:val="18"/>
+          <w:szCs w:val="18"/>
+        </w:rPr>
+        <w:t xml:space="preserve">カメラ：</w:t>
+      </w:r>
+      <w:r>
+        <w:rPr>
+          <w:sz w:val="18"/>
+          <w:szCs w:val="18"/>
+        </w:rPr>
+        <w:t xml:space="preserve">座り引き。名乗りはカメラ目線で1テイク（テロップ用）。</w:t>
+      </w:r>
+    </w:p>
+    <w:p>
+      <w:pPr>
+        <w:pStyle w:val="ListParagraph"/>
+        <w:numPr>
+          <w:ilvl w:val="0"/>
+          <w:numId w:val="1"/>
+        </w:numPr>
+        <w:spacing w:after="40"/>
+      </w:pPr>
+      <w:r>
+        <w:rPr>
+          <w:b/>
+          <w:bCs/>
+          <w:sz w:val="18"/>
+          <w:szCs w:val="18"/>
+        </w:rPr>
+        <w:t xml:space="preserve">画づくり：</w:t>
+      </w:r>
+      <w:r>
+        <w:rPr>
+          <w:sz w:val="18"/>
+          <w:szCs w:val="18"/>
+        </w:rPr>
+        <w:t xml:space="preserve">背景に会社らしさ。表情がほぐれた状態で本編へ。</w:t>
+      </w:r>
+    </w:p>
+    <w:p>
+      <w:pPr>
+        <w:pStyle w:val="ListParagraph"/>
+        <w:numPr>
+          <w:ilvl w:val="0"/>
+          <w:numId w:val="1"/>
+        </w:numPr>
+        <w:spacing w:after="40"/>
+      </w:pPr>
+      <w:r>
+        <w:rPr>
+          <w:b/>
+          <w:bCs/>
+          <w:sz w:val="18"/>
+          <w:szCs w:val="18"/>
+        </w:rPr>
+        <w:t xml:space="preserve">Bロール：</w:t>
+      </w:r>
+      <w:r>
+        <w:rPr>
+          <w:sz w:val="18"/>
+          <w:szCs w:val="18"/>
+        </w:rPr>
+        <w:t xml:space="preserve">（専用Bロールなし）編集上の本編頭は数字フック①に差し替え、自己紹介はその直後に配置。撮影は名乗りから入る。</w:t>
+      </w:r>
+    </w:p>
+    <w:p>
+      <w:pPr>
+        <w:spacing w:after="30" w:before="140"/>
+      </w:pPr>
+      <w:r>
+        <w:rPr>
+          <w:b/>
+          <w:bCs/>
+          <w:color w:val="1F6F5C"/>
+          <w:sz w:val="22"/>
+          <w:szCs w:val="22"/>
+        </w:rPr>
         <w:t xml:space="preserve">① 数字フック｜想定尺 3〜4分</w:t>
       </w:r>
     </w:p>
@@ -3964,7 +4083,7 @@
           <w:sz w:val="18"/>
           <w:szCs w:val="18"/>
         </w:rPr>
-        <w:t xml:space="preserve">☐ 質問リスト（★核心12問）を印刷して手元に</w:t>
+        <w:t xml:space="preserve">☐ 質問リスト（★核心13問：Q00-2自己紹介＋12問）を印刷して手元に</w:t>
       </w:r>
     </w:p>
     <w:p>
